--- a/webapp/templates/TOTRINH/03a_Mau_Cong_van_gui_tu_2_don_vi_tro_len.docx
+++ b/webapp/templates/TOTRINH/03a_Mau_Cong_van_gui_tu_2_don_vi_tro_len.docx
@@ -1592,47 +1592,8 @@
                 <w:rFonts w:ascii="Times New Roman" w:hAnsi="Times New Roman"/>
               </w:rPr>
             </w:pPr>
-            <w:proofErr w:type="spellStart"/>
-            <w:r>
-              <w:rPr>
-                <w:rFonts w:ascii="Times New Roman" w:hAnsi="Times New Roman"/>
-              </w:rPr>
-              <w:t>Họ</w:t>
-            </w:r>
-            <w:proofErr w:type="spellEnd"/>
-            <w:r>
-              <w:rPr>
-                <w:rFonts w:ascii="Times New Roman" w:hAnsi="Times New Roman"/>
-              </w:rPr>
-              <w:t xml:space="preserve"> </w:t>
-            </w:r>
-            <w:proofErr w:type="spellStart"/>
-            <w:r>
-              <w:rPr>
-                <w:rFonts w:ascii="Times New Roman" w:hAnsi="Times New Roman"/>
-              </w:rPr>
-              <w:t>và</w:t>
-            </w:r>
-            <w:proofErr w:type="spellEnd"/>
-            <w:r>
-              <w:rPr>
-                <w:rFonts w:ascii="Times New Roman" w:hAnsi="Times New Roman"/>
-              </w:rPr>
-              <w:t xml:space="preserve"> </w:t>
-            </w:r>
-            <w:proofErr w:type="spellStart"/>
-            <w:r>
-              <w:rPr>
-                <w:rFonts w:ascii="Times New Roman" w:hAnsi="Times New Roman"/>
-              </w:rPr>
-              <w:t>tên</w:t>
-            </w:r>
-            <w:proofErr w:type="spellEnd"/>
-            <w:r>
-              <w:rPr>
-                <w:rFonts w:ascii="Times New Roman" w:hAnsi="Times New Roman"/>
-              </w:rPr>
-              <w:t xml:space="preserve"> </w:t>
+            <w:r>
+              <w:t>(SIGNER)</w:t>
             </w:r>
           </w:p>
         </w:tc>

--- a/webapp/templates/TOTRINH/03a_Mau_Cong_van_gui_tu_2_don_vi_tro_len.docx
+++ b/webapp/templates/TOTRINH/03a_Mau_Cong_van_gui_tu_2_don_vi_tro_len.docx
@@ -637,88 +637,8 @@
               </w:rPr>
             </w:pPr>
             <w:r>
-              <w:rPr>
-                <w:sz w:val="26"/>
-              </w:rPr>
-              <w:t xml:space="preserve">V/v </w:t>
-            </w:r>
-            <w:r>
-              <w:rPr>
-                <w:rFonts w:ascii="Arial" w:hAnsi="Arial" w:cs="Arial"/>
-                <w:sz w:val="26"/>
-              </w:rPr>
-              <w:t>……</w:t>
-            </w:r>
-            <w:proofErr w:type="gramStart"/>
-            <w:r>
-              <w:rPr>
-                <w:rFonts w:ascii="Arial" w:hAnsi="Arial" w:cs="Arial"/>
-                <w:sz w:val="26"/>
-              </w:rPr>
-              <w:t>…</w:t>
-            </w:r>
-            <w:r>
-              <w:rPr>
-                <w:rFonts w:cs=".VnTime"/>
-                <w:sz w:val="26"/>
-              </w:rPr>
-              <w:t>..</w:t>
-            </w:r>
-            <w:r>
-              <w:rPr>
-                <w:rFonts w:ascii="Arial" w:hAnsi="Arial" w:cs="Arial"/>
-                <w:sz w:val="26"/>
-              </w:rPr>
-              <w:t>…</w:t>
-            </w:r>
-            <w:r>
-              <w:rPr>
-                <w:sz w:val="24"/>
-              </w:rPr>
-              <w:t>(</w:t>
-            </w:r>
-            <w:r>
-              <w:rPr>
-                <w:sz w:val="24"/>
-              </w:rPr>
-              <w:t>3</w:t>
-            </w:r>
-            <w:r>
-              <w:rPr>
-                <w:sz w:val="24"/>
-              </w:rPr>
-              <w:t>)</w:t>
-            </w:r>
-            <w:r>
-              <w:rPr>
-                <w:rFonts w:ascii="Arial" w:hAnsi="Arial" w:cs="Arial"/>
-                <w:sz w:val="26"/>
-              </w:rPr>
-              <w:t>…</w:t>
-            </w:r>
-            <w:proofErr w:type="gramEnd"/>
-            <w:r>
-              <w:rPr>
-                <w:rFonts w:ascii="Arial" w:hAnsi="Arial" w:cs="Arial"/>
-                <w:sz w:val="26"/>
-              </w:rPr>
-              <w:t>……</w:t>
-            </w:r>
-            <w:proofErr w:type="gramStart"/>
-            <w:r>
-              <w:rPr>
-                <w:rFonts w:ascii="Arial" w:hAnsi="Arial" w:cs="Arial"/>
-                <w:sz w:val="26"/>
-              </w:rPr>
-              <w:t>…</w:t>
-            </w:r>
-            <w:r>
-              <w:rPr>
-                <w:sz w:val="26"/>
-              </w:rPr>
-              <w:t>..</w:t>
-            </w:r>
-            <w:proofErr w:type="gramEnd"/>
+              <w:t>(TITLE)</w:t>
+            </w:r>
           </w:p>
         </w:tc>
         <w:tc>
